--- a/4to Año/ASOI/TP3.docx
+++ b/4to Año/ASOI/TP3.docx
@@ -1500,6 +1500,9 @@
         <w:ind w:right="139" w:firstLine="0"/>
       </w:pPr>
       <w:r>
+        <w:rPr>
+          <w:noProof/>
+        </w:rPr>
         <w:drawing>
           <wp:inline distT="0" distB="0" distL="0" distR="0" wp14:anchorId="0F8A81DC" wp14:editId="19C0DCF8">
             <wp:extent cx="6303010" cy="3077845"/>
@@ -1699,6 +1702,9 @@
         <w:ind w:right="141" w:firstLine="0"/>
       </w:pPr>
       <w:r>
+        <w:rPr>
+          <w:noProof/>
+        </w:rPr>
         <w:lastRenderedPageBreak/>
         <w:drawing>
           <wp:inline distT="0" distB="0" distL="0" distR="0" wp14:anchorId="3D7F8E8B" wp14:editId="1C9CF91E">
@@ -1899,6 +1905,9 @@
         <w:ind w:right="147" w:firstLine="0"/>
       </w:pPr>
       <w:r>
+        <w:rPr>
+          <w:noProof/>
+        </w:rPr>
         <w:drawing>
           <wp:inline distT="0" distB="0" distL="0" distR="0" wp14:anchorId="37173BEC" wp14:editId="1E9E97B3">
             <wp:extent cx="6303010" cy="1064260"/>
@@ -2089,6 +2098,9 @@
         <w:ind w:left="1266" w:firstLine="0"/>
       </w:pPr>
       <w:r>
+        <w:rPr>
+          <w:noProof/>
+        </w:rPr>
         <w:drawing>
           <wp:inline distT="0" distB="0" distL="0" distR="0" wp14:anchorId="5FD789CC" wp14:editId="42AD5033">
             <wp:extent cx="6303010" cy="614680"/>
@@ -2734,6 +2746,9 @@
         <w:ind w:left="501"/>
       </w:pPr>
       <w:r>
+        <w:rPr>
+          <w:noProof/>
+        </w:rPr>
         <w:drawing>
           <wp:inline distT="0" distB="0" distL="0" distR="0" wp14:anchorId="68E8BCA9" wp14:editId="4BB793CD">
             <wp:extent cx="6303010" cy="738505"/>
@@ -3015,8 +3030,51 @@
         </w:tabs>
         <w:spacing w:before="52" w:line="290" w:lineRule="auto"/>
         <w:ind w:right="140" w:firstLine="0"/>
-      </w:pPr>
-      <w:r>
+        <w:rPr>
+          <w:noProof/>
+        </w:rPr>
+      </w:pPr>
+    </w:p>
+    <w:p>
+      <w:pPr>
+        <w:pStyle w:val="Prrafodelista"/>
+        <w:tabs>
+          <w:tab w:val="left" w:pos="1221"/>
+        </w:tabs>
+        <w:spacing w:before="52" w:line="290" w:lineRule="auto"/>
+        <w:ind w:right="140" w:firstLine="0"/>
+        <w:rPr>
+          <w:noProof/>
+        </w:rPr>
+      </w:pPr>
+    </w:p>
+    <w:p>
+      <w:pPr>
+        <w:pStyle w:val="Prrafodelista"/>
+        <w:tabs>
+          <w:tab w:val="left" w:pos="1221"/>
+        </w:tabs>
+        <w:spacing w:before="52" w:line="290" w:lineRule="auto"/>
+        <w:ind w:right="140" w:firstLine="0"/>
+        <w:rPr>
+          <w:noProof/>
+        </w:rPr>
+      </w:pPr>
+    </w:p>
+    <w:p>
+      <w:pPr>
+        <w:pStyle w:val="Prrafodelista"/>
+        <w:tabs>
+          <w:tab w:val="left" w:pos="1221"/>
+        </w:tabs>
+        <w:spacing w:before="52" w:line="290" w:lineRule="auto"/>
+        <w:ind w:right="140" w:firstLine="0"/>
+      </w:pPr>
+      <w:r>
+        <w:rPr>
+          <w:noProof/>
+        </w:rPr>
+        <w:lastRenderedPageBreak/>
         <w:drawing>
           <wp:inline distT="0" distB="0" distL="0" distR="0" wp14:anchorId="34427AAC" wp14:editId="36B1A025">
             <wp:extent cx="6303010" cy="563880"/>
@@ -3057,6 +3115,40 @@
     <w:p>
       <w:pPr>
         <w:pStyle w:val="Prrafodelista"/>
+        <w:tabs>
+          <w:tab w:val="left" w:pos="1221"/>
+        </w:tabs>
+        <w:spacing w:before="1" w:line="288" w:lineRule="auto"/>
+        <w:ind w:right="136" w:firstLine="0"/>
+      </w:pPr>
+      <w:r>
+        <w:t xml:space="preserve">Un versión compacta sería: </w:t>
+      </w:r>
+      <w:proofErr w:type="spellStart"/>
+      <w:r>
+        <w:t>mkdir</w:t>
+      </w:r>
+      <w:proofErr w:type="spellEnd"/>
+      <w:r>
+        <w:t xml:space="preserve"> -p proyecto/{</w:t>
+      </w:r>
+      <w:proofErr w:type="spellStart"/>
+      <w:proofErr w:type="gramStart"/>
+      <w:r>
+        <w:t>src,bin</w:t>
+      </w:r>
+      <w:proofErr w:type="gramEnd"/>
+      <w:r>
+        <w:t>,docs</w:t>
+      </w:r>
+      <w:proofErr w:type="spellEnd"/>
+      <w:r>
+        <w:t>}</w:t>
+      </w:r>
+    </w:p>
+    <w:p>
+      <w:pPr>
+        <w:pStyle w:val="Prrafodelista"/>
         <w:numPr>
           <w:ilvl w:val="1"/>
           <w:numId w:val="1"/>
@@ -3068,7 +3160,6 @@
         <w:ind w:right="136"/>
       </w:pPr>
       <w:r>
-        <w:lastRenderedPageBreak/>
         <w:t>Desde</w:t>
       </w:r>
       <w:r>
@@ -3224,6 +3315,9 @@
         <w:ind w:right="136" w:firstLine="0"/>
       </w:pPr>
       <w:r>
+        <w:rPr>
+          <w:noProof/>
+        </w:rPr>
         <w:drawing>
           <wp:inline distT="0" distB="0" distL="0" distR="0" wp14:anchorId="09DC338B" wp14:editId="340594EA">
             <wp:extent cx="6303010" cy="654685"/>
@@ -3461,6 +3555,9 @@
         <w:ind w:right="140" w:firstLine="0"/>
       </w:pPr>
       <w:r>
+        <w:rPr>
+          <w:noProof/>
+        </w:rPr>
         <w:drawing>
           <wp:inline distT="0" distB="0" distL="0" distR="0" wp14:anchorId="7CD04FBE" wp14:editId="1B63169B">
             <wp:extent cx="6303010" cy="524510"/>
@@ -3640,6 +3737,32 @@
     <w:p>
       <w:pPr>
         <w:pStyle w:val="Prrafodelista"/>
+        <w:tabs>
+          <w:tab w:val="left" w:pos="1221"/>
+        </w:tabs>
+        <w:spacing w:before="1"/>
+        <w:ind w:firstLine="0"/>
+        <w:rPr>
+          <w:lang w:val="es-AR"/>
+        </w:rPr>
+      </w:pPr>
+      <w:r>
+        <w:rPr>
+          <w:spacing w:val="-6"/>
+        </w:rPr>
+        <w:t xml:space="preserve">Con el comando cd </w:t>
+      </w:r>
+      <w:r>
+        <w:rPr>
+          <w:spacing w:val="-6"/>
+          <w:lang w:val="es-AR"/>
+        </w:rPr>
+        <w:t>-.</w:t>
+      </w:r>
+    </w:p>
+    <w:p>
+      <w:pPr>
+        <w:pStyle w:val="Prrafodelista"/>
         <w:numPr>
           <w:ilvl w:val="1"/>
           <w:numId w:val="1"/>
@@ -3911,6 +4034,9 @@
         <w:ind w:firstLine="0"/>
       </w:pPr>
       <w:r>
+        <w:rPr>
+          <w:noProof/>
+        </w:rPr>
         <w:drawing>
           <wp:inline distT="0" distB="0" distL="0" distR="0" wp14:anchorId="2135F254" wp14:editId="007C251D">
             <wp:extent cx="6303010" cy="840105"/>
@@ -4119,6 +4245,9 @@
         <w:ind w:firstLine="0"/>
       </w:pPr>
       <w:r>
+        <w:rPr>
+          <w:noProof/>
+        </w:rPr>
         <w:drawing>
           <wp:inline distT="0" distB="0" distL="0" distR="0" wp14:anchorId="507A8F91" wp14:editId="6B764210">
             <wp:extent cx="6303010" cy="595630"/>
@@ -4320,7 +4449,19 @@
         </w:tabs>
         <w:ind w:firstLine="0"/>
       </w:pPr>
-      <w:r>
+    </w:p>
+    <w:p>
+      <w:pPr>
+        <w:pStyle w:val="Prrafodelista"/>
+        <w:tabs>
+          <w:tab w:val="left" w:pos="1221"/>
+        </w:tabs>
+        <w:ind w:firstLine="0"/>
+      </w:pPr>
+      <w:r>
+        <w:rPr>
+          <w:noProof/>
+        </w:rPr>
         <w:drawing>
           <wp:inline distT="0" distB="0" distL="0" distR="0" wp14:anchorId="573B667C" wp14:editId="51A15B8E">
             <wp:extent cx="6303010" cy="637540"/>
@@ -4361,6 +4502,19 @@
     <w:p>
       <w:pPr>
         <w:pStyle w:val="Prrafodelista"/>
+        <w:tabs>
+          <w:tab w:val="left" w:pos="1221"/>
+        </w:tabs>
+        <w:ind w:firstLine="0"/>
+      </w:pPr>
+    </w:p>
+    <w:p>
+      <w:pPr>
+        <w:pStyle w:val="Prrafodelista"/>
+        <w:tabs>
+          <w:tab w:val="left" w:pos="1221"/>
+        </w:tabs>
+        <w:ind w:firstLine="0"/>
         <w:sectPr>
           <w:headerReference w:type="default" r:id="rId18"/>
           <w:footerReference w:type="default" r:id="rId19"/>
@@ -4371,6 +4525,30 @@
           <w:cols w:space="720"/>
         </w:sectPr>
       </w:pPr>
+      <w:proofErr w:type="gramStart"/>
+      <w:r>
+        <w:t>Versión  más</w:t>
+      </w:r>
+      <w:proofErr w:type="gramEnd"/>
+      <w:r>
+        <w:t xml:space="preserve"> compacta </w:t>
+      </w:r>
+      <w:proofErr w:type="spellStart"/>
+      <w:r>
+        <w:t>cp</w:t>
+      </w:r>
+      <w:proofErr w:type="spellEnd"/>
+      <w:r>
+        <w:t xml:space="preserve">  tp3_ejemplos/archivo[1-3].txt practica/</w:t>
+      </w:r>
+    </w:p>
+    <w:p>
+      <w:pPr>
+        <w:tabs>
+          <w:tab w:val="left" w:pos="1221"/>
+        </w:tabs>
+        <w:spacing w:before="91"/>
+      </w:pPr>
     </w:p>
     <w:p>
       <w:pPr>
@@ -4388,7 +4566,6 @@
         <w:rPr>
           <w:spacing w:val="-4"/>
         </w:rPr>
-        <w:lastRenderedPageBreak/>
         <w:t>Copia</w:t>
       </w:r>
       <w:r>
@@ -4542,6 +4719,9 @@
         <w:ind w:left="861" w:firstLine="0"/>
       </w:pPr>
       <w:r>
+        <w:rPr>
+          <w:noProof/>
+        </w:rPr>
         <w:drawing>
           <wp:inline distT="0" distB="0" distL="0" distR="0" wp14:anchorId="4301DC1D" wp14:editId="173A38BB">
             <wp:extent cx="6303010" cy="379730"/>
@@ -4859,6 +5039,9 @@
         <w:ind w:right="137" w:firstLine="0"/>
       </w:pPr>
       <w:r>
+        <w:rPr>
+          <w:noProof/>
+        </w:rPr>
         <w:drawing>
           <wp:inline distT="0" distB="0" distL="0" distR="0" wp14:anchorId="75AF8ACA" wp14:editId="5E869D96">
             <wp:extent cx="6303010" cy="805180"/>
@@ -5089,6 +5272,9 @@
         <w:ind w:left="1221"/>
       </w:pPr>
       <w:r>
+        <w:rPr>
+          <w:noProof/>
+        </w:rPr>
         <w:drawing>
           <wp:inline distT="0" distB="0" distL="0" distR="0" wp14:anchorId="3ECD83DB" wp14:editId="143E322D">
             <wp:extent cx="6303010" cy="461645"/>
@@ -5435,6 +5621,9 @@
         <w:ind w:firstLine="0"/>
       </w:pPr>
       <w:r>
+        <w:rPr>
+          <w:noProof/>
+        </w:rPr>
         <w:drawing>
           <wp:inline distT="0" distB="0" distL="0" distR="0" wp14:anchorId="124456F6" wp14:editId="3F0DED86">
             <wp:extent cx="6303010" cy="490855"/>
@@ -5654,6 +5843,9 @@
         <w:ind w:firstLine="0"/>
       </w:pPr>
       <w:r>
+        <w:rPr>
+          <w:noProof/>
+        </w:rPr>
         <w:drawing>
           <wp:inline distT="0" distB="0" distL="0" distR="0" wp14:anchorId="4631579E" wp14:editId="54649060">
             <wp:extent cx="6303010" cy="711835"/>
@@ -5700,6 +5892,9 @@
         <w:ind w:firstLine="0"/>
       </w:pPr>
       <w:r>
+        <w:rPr>
+          <w:noProof/>
+        </w:rPr>
         <w:drawing>
           <wp:inline distT="0" distB="0" distL="0" distR="0" wp14:anchorId="59780EF2" wp14:editId="69FD8DF6">
             <wp:extent cx="6303010" cy="495300"/>
@@ -5948,6 +6143,9 @@
         <w:ind w:firstLine="0"/>
       </w:pPr>
       <w:r>
+        <w:rPr>
+          <w:noProof/>
+        </w:rPr>
         <w:drawing>
           <wp:inline distT="0" distB="0" distL="0" distR="0" wp14:anchorId="58CD3E05" wp14:editId="54D130E3">
             <wp:extent cx="6258798" cy="514422"/>
@@ -6145,6 +6343,9 @@
         <w:ind w:firstLine="0"/>
       </w:pPr>
       <w:r>
+        <w:rPr>
+          <w:noProof/>
+        </w:rPr>
         <w:drawing>
           <wp:inline distT="0" distB="0" distL="0" distR="0" wp14:anchorId="27F25A40" wp14:editId="177D15D4">
             <wp:extent cx="6296904" cy="466790"/>
@@ -6305,6 +6506,9 @@
         <w:ind w:firstLine="0"/>
       </w:pPr>
       <w:r>
+        <w:rPr>
+          <w:noProof/>
+        </w:rPr>
         <w:drawing>
           <wp:inline distT="0" distB="0" distL="0" distR="0" wp14:anchorId="5FA20E51" wp14:editId="18CCE7B1">
             <wp:extent cx="6303010" cy="287020"/>
@@ -6530,7 +6734,6 @@
         <w:rPr>
           <w:spacing w:val="-4"/>
         </w:rPr>
-        <w:lastRenderedPageBreak/>
         <w:t>Elimina</w:t>
       </w:r>
       <w:r>
@@ -6687,6 +6890,9 @@
         <w:ind w:firstLine="0"/>
       </w:pPr>
       <w:r>
+        <w:rPr>
+          <w:noProof/>
+        </w:rPr>
         <w:drawing>
           <wp:inline distT="0" distB="0" distL="0" distR="0" wp14:anchorId="38B0DE12" wp14:editId="1D331272">
             <wp:extent cx="6303010" cy="2215515"/>
@@ -6836,6 +7042,9 @@
         <w:jc w:val="center"/>
       </w:pPr>
       <w:r>
+        <w:rPr>
+          <w:noProof/>
+        </w:rPr>
         <w:drawing>
           <wp:inline distT="0" distB="0" distL="0" distR="0" wp14:anchorId="61942406" wp14:editId="7198A9F8">
             <wp:extent cx="5001387" cy="1610360"/>
@@ -7627,6 +7836,9 @@
         <w:ind w:firstLine="0"/>
       </w:pPr>
       <w:r>
+        <w:rPr>
+          <w:noProof/>
+        </w:rPr>
         <w:drawing>
           <wp:inline distT="0" distB="0" distL="0" distR="0" wp14:anchorId="6F311577" wp14:editId="5B239DB4">
             <wp:extent cx="6303010" cy="185420"/>
@@ -7788,6 +8000,9 @@
         <w:ind w:firstLine="0"/>
       </w:pPr>
       <w:r>
+        <w:rPr>
+          <w:noProof/>
+        </w:rPr>
         <w:drawing>
           <wp:inline distT="0" distB="0" distL="0" distR="0" wp14:anchorId="712BFEE4" wp14:editId="37677BA3">
             <wp:extent cx="6303010" cy="204470"/>
@@ -7972,6 +8187,9 @@
         <w:ind w:firstLine="0"/>
       </w:pPr>
       <w:r>
+        <w:rPr>
+          <w:noProof/>
+        </w:rPr>
         <w:lastRenderedPageBreak/>
         <w:drawing>
           <wp:inline distT="0" distB="0" distL="0" distR="0" wp14:anchorId="5093CB74" wp14:editId="6B4EF346">
@@ -8597,8 +8815,6 @@
       </w:pPr>
       <w:r>
         <w:tab/>
-      </w:r>
-      <w:r>
         <w:t xml:space="preserve">En C el </w:t>
       </w:r>
       <w:proofErr w:type="spellStart"/>
@@ -8627,35 +8843,11 @@
       </w:r>
       <w:proofErr w:type="gramStart"/>
       <w:r>
-        <w:t>).</w:t>
-      </w:r>
-      <w:r>
-        <w:t>E</w:t>
-      </w:r>
-      <w:r>
-        <w:t>n</w:t>
+        <w:t>).En</w:t>
       </w:r>
       <w:proofErr w:type="gramEnd"/>
       <w:r>
-        <w:t xml:space="preserve"> C++ aparece mucho</w:t>
-      </w:r>
-      <w:r>
-        <w:t xml:space="preserve"> </w:t>
-      </w:r>
-      <w:r>
-        <w:t>código extra debido a</w:t>
-      </w:r>
-      <w:r>
-        <w:t>l</w:t>
-      </w:r>
-      <w:r>
-        <w:t>:</w:t>
-      </w:r>
-      <w:r>
-        <w:t xml:space="preserve"> m</w:t>
-      </w:r>
-      <w:r>
-        <w:t xml:space="preserve">anejo de </w:t>
+        <w:t xml:space="preserve"> C++ aparece mucho código extra debido al: manejo de </w:t>
       </w:r>
       <w:proofErr w:type="spellStart"/>
       <w:r>
@@ -8687,10 +8879,7 @@
       </w:r>
       <w:proofErr w:type="spellEnd"/>
       <w:r>
-        <w:t>, p</w:t>
-      </w:r>
-      <w:r>
-        <w:t xml:space="preserve">lantillas de </w:t>
+        <w:t xml:space="preserve">, plantillas de </w:t>
       </w:r>
       <w:proofErr w:type="spellStart"/>
       <w:r>
@@ -8698,13 +8887,7 @@
       </w:r>
       <w:proofErr w:type="spellEnd"/>
       <w:r>
-        <w:t>::vector</w:t>
-      </w:r>
-      <w:r>
-        <w:t xml:space="preserve"> y c</w:t>
-      </w:r>
-      <w:r>
-        <w:t>onfiguración de iostream en tiempo de ejecución.</w:t>
+        <w:t>::vector y configuración de iostream en tiempo de ejecución.</w:t>
       </w:r>
     </w:p>
     <w:p>
@@ -8875,6 +9058,9 @@
         <w:ind w:firstLine="0"/>
       </w:pPr>
       <w:r>
+        <w:rPr>
+          <w:noProof/>
+        </w:rPr>
         <w:drawing>
           <wp:inline distT="0" distB="0" distL="0" distR="0" wp14:anchorId="04386FC5" wp14:editId="43AA751B">
             <wp:extent cx="6303010" cy="732790"/>
